--- a/Writing/MLSDS Problem Set 2 Plan.docx
+++ b/Writing/MLSDS Problem Set 2 Plan.docx
@@ -39,25 +39,7 @@
           <w:sz w:val="32"/>
           <w:szCs w:val="32"/>
         </w:rPr>
-        <w:t xml:space="preserve">Problem Set </w:t>
-      </w:r>
-      <w:r>
-        <w:rPr>
-          <w:b/>
-          <w:bCs/>
-          <w:sz w:val="32"/>
-          <w:szCs w:val="32"/>
-        </w:rPr>
-        <w:t>2</w:t>
-      </w:r>
-      <w:r>
-        <w:rPr>
-          <w:b/>
-          <w:bCs/>
-          <w:sz w:val="32"/>
-          <w:szCs w:val="32"/>
-        </w:rPr>
-        <w:t xml:space="preserve"> Plan</w:t>
+        <w:t>Problem Set 2 Plan</w:t>
       </w:r>
     </w:p>
     <w:p>
@@ -96,7 +78,25 @@
           <w:sz w:val="28"/>
           <w:szCs w:val="28"/>
         </w:rPr>
-        <w:t>Introduction (150 words)</w:t>
+        <w:t>Introduction (</w:t>
+      </w:r>
+      <w:r>
+        <w:rPr>
+          <w:b/>
+          <w:bCs/>
+          <w:sz w:val="28"/>
+          <w:szCs w:val="28"/>
+        </w:rPr>
+        <w:t>200</w:t>
+      </w:r>
+      <w:r>
+        <w:rPr>
+          <w:b/>
+          <w:bCs/>
+          <w:sz w:val="28"/>
+          <w:szCs w:val="28"/>
+        </w:rPr>
+        <w:t xml:space="preserve"> words)</w:t>
       </w:r>
     </w:p>
     <w:p>
@@ -185,7 +185,7 @@
           <w:sz w:val="28"/>
           <w:szCs w:val="28"/>
         </w:rPr>
-        <w:t>Data and Methods (50</w:t>
+        <w:t>Data and Methods (</w:t>
       </w:r>
       <w:r>
         <w:rPr>
@@ -194,7 +194,7 @@
           <w:sz w:val="28"/>
           <w:szCs w:val="28"/>
         </w:rPr>
-        <w:t>0</w:t>
+        <w:t>400</w:t>
       </w:r>
       <w:r>
         <w:rPr>
@@ -223,7 +223,7 @@
           <w:sz w:val="24"/>
           <w:szCs w:val="24"/>
         </w:rPr>
-        <w:t>Research Questions</w:t>
+        <w:t xml:space="preserve">Explain the topic modelling process </w:t>
       </w:r>
     </w:p>
     <w:p>
@@ -243,7 +243,7 @@
           <w:sz w:val="24"/>
           <w:szCs w:val="24"/>
         </w:rPr>
-        <w:t>Variables and Unit of Analysis/Observations</w:t>
+        <w:t>Research Questions</w:t>
       </w:r>
     </w:p>
     <w:p>
@@ -263,7 +263,7 @@
           <w:sz w:val="24"/>
           <w:szCs w:val="24"/>
         </w:rPr>
-        <w:t>Validity – external/internal</w:t>
+        <w:t>Unit of analysis/observation</w:t>
       </w:r>
     </w:p>
     <w:p>
@@ -283,14 +283,7 @@
           <w:sz w:val="24"/>
           <w:szCs w:val="24"/>
         </w:rPr>
-        <w:t>Explain the topic modelling process</w:t>
-      </w:r>
-      <w:r>
-        <w:rPr>
-          <w:sz w:val="24"/>
-          <w:szCs w:val="24"/>
-        </w:rPr>
-        <w:t xml:space="preserve"> </w:t>
+        <w:t>Validity – external/internal</w:t>
       </w:r>
     </w:p>
     <w:p>
@@ -408,7 +401,7 @@
           <w:sz w:val="28"/>
           <w:szCs w:val="28"/>
         </w:rPr>
-        <w:t>0</w:t>
+        <w:t>50</w:t>
       </w:r>
       <w:r>
         <w:rPr>
@@ -417,7 +410,7 @@
           <w:sz w:val="28"/>
           <w:szCs w:val="28"/>
         </w:rPr>
-        <w:t>0 words)</w:t>
+        <w:t xml:space="preserve"> words)</w:t>
       </w:r>
     </w:p>
     <w:p>
@@ -612,7 +605,28 @@
           <w:sz w:val="24"/>
           <w:szCs w:val="24"/>
         </w:rPr>
-        <w:t>s bar charts</w:t>
+        <w:t>s</w:t>
+      </w:r>
+      <w:r>
+        <w:rPr>
+          <w:sz w:val="24"/>
+          <w:szCs w:val="24"/>
+        </w:rPr>
+        <w:t xml:space="preserve"> – </w:t>
+      </w:r>
+      <w:r>
+        <w:rPr>
+          <w:sz w:val="24"/>
+          <w:szCs w:val="24"/>
+        </w:rPr>
+        <w:t>bar charts</w:t>
+      </w:r>
+      <w:r>
+        <w:rPr>
+          <w:sz w:val="24"/>
+          <w:szCs w:val="24"/>
+        </w:rPr>
+        <w:t>,</w:t>
       </w:r>
       <w:r>
         <w:rPr>

--- a/Writing/MLSDS Problem Set 2 Plan.docx
+++ b/Writing/MLSDS Problem Set 2 Plan.docx
@@ -452,6 +452,13 @@
         </w:rPr>
         <w:t>Topic coherence</w:t>
       </w:r>
+      <w:r>
+        <w:rPr>
+          <w:sz w:val="24"/>
+          <w:szCs w:val="24"/>
+        </w:rPr>
+        <w:t xml:space="preserve"> – bar chart</w:t>
+      </w:r>
     </w:p>
     <w:p>
       <w:pPr>
@@ -612,28 +619,14 @@
           <w:sz w:val="24"/>
           <w:szCs w:val="24"/>
         </w:rPr>
-        <w:t xml:space="preserve"> – </w:t>
-      </w:r>
-      <w:r>
-        <w:rPr>
-          <w:sz w:val="24"/>
-          <w:szCs w:val="24"/>
-        </w:rPr>
-        <w:t>bar charts</w:t>
-      </w:r>
-      <w:r>
-        <w:rPr>
-          <w:sz w:val="24"/>
-          <w:szCs w:val="24"/>
-        </w:rPr>
-        <w:t>,</w:t>
-      </w:r>
-      <w:r>
-        <w:rPr>
-          <w:sz w:val="24"/>
-          <w:szCs w:val="24"/>
-        </w:rPr>
-        <w:t xml:space="preserve"> and word clouds</w:t>
+        <w:t xml:space="preserve"> –</w:t>
+      </w:r>
+      <w:r>
+        <w:rPr>
+          <w:sz w:val="24"/>
+          <w:szCs w:val="24"/>
+        </w:rPr>
+        <w:t xml:space="preserve"> word clouds</w:t>
       </w:r>
     </w:p>
     <w:p>
